--- a/docs/Pepiros - 02 - Installation and Setup Guide.docx
+++ b/docs/Pepiros - 02 - Installation and Setup Guide.docx
@@ -105,7 +105,7 @@
           <w:sz w:val="20"/>
           <w:szCs w:val="20"/>
         </w:rPr>
-        <w:t xml:space="preserve">Node.js 20 or newer (Node 22 recommended)</w:t>
+        <w:t xml:space="preserve">Node.js 22 or newer</w:t>
       </w:r>
     </w:p>
     <w:p>
@@ -171,7 +171,7 @@
           <w:sz w:val="22"/>
           <w:szCs w:val="22"/>
         </w:rPr>
-        <w:t xml:space="preserve">Node.js 20+</w:t>
+        <w:t xml:space="preserve">Node.js 22+</w:t>
       </w:r>
       <w:r>
         <w:rPr>
@@ -198,7 +198,25 @@
           <w:sz w:val="22"/>
           <w:szCs w:val="22"/>
         </w:rPr>
-        <w:t xml:space="preserve"> and CI both pin Node 22).</w:t>
+        <w:t xml:space="preserve"> and </w:t>
+      </w:r>
+      <w:r>
+        <w:rPr>
+          <w:rFonts w:ascii="Consolas" w:cs="Consolas" w:eastAsia="Consolas" w:hAnsi="Consolas"/>
+          <w:color w:val="553780"/>
+          <w:sz w:val="20"/>
+          <w:szCs w:val="20"/>
+        </w:rPr>
+        <w:t xml:space="preserve">package.json</w:t>
+      </w:r>
+      <w:r>
+        <w:rPr>
+          <w:rFonts w:ascii="Georgia" w:cs="Georgia" w:eastAsia="Georgia" w:hAnsi="Georgia"/>
+          <w:color w:val="5C564A"/>
+          <w:sz w:val="22"/>
+          <w:szCs w:val="22"/>
+        </w:rPr>
+        <w:t xml:space="preserve"> engines field both pin this; CI runs Node 22).</w:t>
       </w:r>
     </w:p>
     <w:p>

--- a/docs/Pepiros - 02 - Installation and Setup Guide.docx
+++ b/docs/Pepiros - 02 - Installation and Setup Guide.docx
@@ -80,7 +80,7 @@
           <w:sz w:val="20"/>
           <w:szCs w:val="20"/>
         </w:rPr>
-        <w:t xml:space="preserve">0.1.1</w:t>
+        <w:t xml:space="preserve">Unreleased (post-0.1.1)</w:t>
       </w:r>
     </w:p>
     <w:p>
@@ -105,7 +105,7 @@
           <w:sz w:val="20"/>
           <w:szCs w:val="20"/>
         </w:rPr>
-        <w:t xml:space="preserve">Node.js 22 or newer</w:t>
+        <w:t xml:space="preserve">Node.js 20 or newer (Node 22 recommended)</w:t>
       </w:r>
     </w:p>
     <w:p>
@@ -171,7 +171,7 @@
           <w:sz w:val="22"/>
           <w:szCs w:val="22"/>
         </w:rPr>
-        <w:t xml:space="preserve">Node.js 22+</w:t>
+        <w:t xml:space="preserve">Node.js 20+</w:t>
       </w:r>
       <w:r>
         <w:rPr>
@@ -198,25 +198,7 @@
           <w:sz w:val="22"/>
           <w:szCs w:val="22"/>
         </w:rPr>
-        <w:t xml:space="preserve"> and </w:t>
-      </w:r>
-      <w:r>
-        <w:rPr>
-          <w:rFonts w:ascii="Consolas" w:cs="Consolas" w:eastAsia="Consolas" w:hAnsi="Consolas"/>
-          <w:color w:val="553780"/>
-          <w:sz w:val="20"/>
-          <w:szCs w:val="20"/>
-        </w:rPr>
-        <w:t xml:space="preserve">package.json</w:t>
-      </w:r>
-      <w:r>
-        <w:rPr>
-          <w:rFonts w:ascii="Georgia" w:cs="Georgia" w:eastAsia="Georgia" w:hAnsi="Georgia"/>
-          <w:color w:val="5C564A"/>
-          <w:sz w:val="22"/>
-          <w:szCs w:val="22"/>
-        </w:rPr>
-        <w:t xml:space="preserve"> engines field both pin this; CI runs Node 22).</w:t>
+        <w:t xml:space="preserve"> and CI both pin Node 22).</w:t>
       </w:r>
     </w:p>
     <w:p>
@@ -585,8 +567,8 @@
         </w:tblBorders>
       </w:tblPr>
       <w:tblGrid>
-        <w:gridCol w:w="3200"/>
-        <w:gridCol w:w="5600"/>
+        <w:gridCol w:w="100"/>
+        <w:gridCol w:w="100"/>
       </w:tblGrid>
       <w:tr>
         <w:trPr>
@@ -1280,8 +1262,8 @@
         </w:tblBorders>
       </w:tblPr>
       <w:tblGrid>
-        <w:gridCol w:w="3200"/>
-        <w:gridCol w:w="5600"/>
+        <w:gridCol w:w="100"/>
+        <w:gridCol w:w="100"/>
       </w:tblGrid>
       <w:tr>
         <w:trPr>
@@ -1767,8 +1749,8 @@
         </w:tblBorders>
       </w:tblPr>
       <w:tblGrid>
-        <w:gridCol w:w="3200"/>
-        <w:gridCol w:w="5600"/>
+        <w:gridCol w:w="100"/>
+        <w:gridCol w:w="100"/>
       </w:tblGrid>
       <w:tr>
         <w:trPr>
@@ -1972,8 +1954,8 @@
         </w:tblBorders>
       </w:tblPr>
       <w:tblGrid>
-        <w:gridCol w:w="3200"/>
-        <w:gridCol w:w="5600"/>
+        <w:gridCol w:w="100"/>
+        <w:gridCol w:w="100"/>
       </w:tblGrid>
       <w:tr>
         <w:trPr>
@@ -2539,8 +2521,8 @@
         </w:tblBorders>
       </w:tblPr>
       <w:tblGrid>
-        <w:gridCol w:w="2800"/>
-        <w:gridCol w:w="6000"/>
+        <w:gridCol w:w="100"/>
+        <w:gridCol w:w="100"/>
       </w:tblGrid>
       <w:tr>
         <w:trPr>
